--- a/public/Tidimatso_Malatji_CV.docx
+++ b/public/Tidimatso_Malatji_CV.docx
@@ -129,23 +129,7 @@
             <w:sz w:val="24"/>
             <w:u w:val="single" w:color="0563C1"/>
           </w:rPr>
-          <w:t>b</w:t>
-        </w:r>
-        <w:r>
-          <w:rPr>
-            <w:color w:val="0563C1"/>
-            <w:sz w:val="24"/>
-            <w:u w:val="single" w:color="0563C1"/>
-          </w:rPr>
-          <w:t>o</w:t>
-        </w:r>
-        <w:r>
-          <w:rPr>
-            <w:color w:val="0563C1"/>
-            <w:sz w:val="24"/>
-            <w:u w:val="single" w:color="0563C1"/>
-          </w:rPr>
-          <w:t>op</w:t>
+          <w:t>boop</w:t>
         </w:r>
       </w:hyperlink>
       <w:hyperlink r:id="rId10">
@@ -174,22 +158,13 @@
         </w:rPr>
         <w:t xml:space="preserve">Portfolio: </w:t>
       </w:r>
-      <w:hyperlink r:id="rId11">
+      <w:hyperlink r:id="rId11" w:history="1">
         <w:r>
           <w:rPr>
-            <w:color w:val="0563C1"/>
-            <w:sz w:val="24"/>
-            <w:u w:val="single" w:color="0563C1"/>
-          </w:rPr>
-          <w:t>https://surl.li/juyhac</w:t>
-        </w:r>
-      </w:hyperlink>
-      <w:hyperlink r:id="rId12">
-        <w:r>
-          <w:rPr>
+            <w:rStyle w:val="Hyperlink"/>
             <w:sz w:val="24"/>
           </w:rPr>
-          <w:t xml:space="preserve"> </w:t>
+          <w:t>https://portfolio-t1dt.vercel.app/</w:t>
         </w:r>
       </w:hyperlink>
       <w:r>
@@ -3399,6 +3374,7 @@
       <w:r>
         <w:br/>
       </w:r>
+      <w:proofErr w:type="spellStart"/>
       <w:r>
         <w:rPr>
           <w:sz w:val="26"/>
@@ -3406,6 +3382,7 @@
         </w:rPr>
         <w:t>GreenGuard</w:t>
       </w:r>
+      <w:proofErr w:type="spellEnd"/>
       <w:r>
         <w:rPr>
           <w:sz w:val="26"/>
@@ -3460,7 +3437,23 @@
         </w:numPr>
       </w:pPr>
       <w:r>
-        <w:t>Co-engineered a real-time IoT agri-tech monitoring ecosystem processing active sensor telemetry(soil moisture, gas, flame, motion, humidity and temperature) streamed via MQTT from remote ESP32 MicroPython devices.</w:t>
+        <w:t xml:space="preserve">Co-engineered a real-time IoT </w:t>
+      </w:r>
+      <w:proofErr w:type="spellStart"/>
+      <w:r>
+        <w:t>agri</w:t>
+      </w:r>
+      <w:proofErr w:type="spellEnd"/>
+      <w:r>
+        <w:t xml:space="preserve">-tech monitoring ecosystem processing active sensor telemetry(soil moisture, gas, flame, motion, humidity and temperature) streamed via MQTT from remote ESP32 </w:t>
+      </w:r>
+      <w:proofErr w:type="spellStart"/>
+      <w:r>
+        <w:t>MicroPython</w:t>
+      </w:r>
+      <w:proofErr w:type="spellEnd"/>
+      <w:r>
+        <w:t xml:space="preserve"> devices.</w:t>
       </w:r>
     </w:p>
     <w:p>
@@ -3484,7 +3477,15 @@
         </w:numPr>
       </w:pPr>
       <w:r>
-        <w:t>I helped build an automated system to deploy firmware over BLE/WebREPL and created a 5-language database that translates traditional Ubuntu farming indicators into analytical data.</w:t>
+        <w:t>I helped build an automated system to deploy firmware over BLE/</w:t>
+      </w:r>
+      <w:proofErr w:type="spellStart"/>
+      <w:r>
+        <w:t>WebREPL</w:t>
+      </w:r>
+      <w:proofErr w:type="spellEnd"/>
+      <w:r>
+        <w:t xml:space="preserve"> and created a 5-language database that translates traditional Ubuntu farming indicators into analytical data.</w:t>
       </w:r>
     </w:p>
     <w:p>
@@ -5004,12 +5005,21 @@
         <w:spacing w:after="238" w:line="250" w:lineRule="auto"/>
         <w:ind w:right="5310" w:hanging="360"/>
       </w:pPr>
+      <w:proofErr w:type="spellStart"/>
       <w:r>
         <w:rPr>
           <w:b/>
           <w:sz w:val="24"/>
         </w:rPr>
-        <w:t xml:space="preserve">Optimisation </w:t>
+        <w:t>Optimisation</w:t>
+      </w:r>
+      <w:proofErr w:type="spellEnd"/>
+      <w:r>
+        <w:rPr>
+          <w:b/>
+          <w:sz w:val="24"/>
+        </w:rPr>
+        <w:t xml:space="preserve"> </w:t>
       </w:r>
     </w:p>
     <w:p>
@@ -7212,6 +7222,29 @@
       <w:contextualSpacing/>
     </w:pPr>
   </w:style>
+  <w:style w:type="character" w:styleId="Hyperlink">
+    <w:name w:val="Hyperlink"/>
+    <w:basedOn w:val="DefaultParagraphFont"/>
+    <w:uiPriority w:val="99"/>
+    <w:unhideWhenUsed/>
+    <w:rsid w:val="00A66C52"/>
+    <w:rPr>
+      <w:color w:val="467886" w:themeColor="hyperlink"/>
+      <w:u w:val="single"/>
+    </w:rPr>
+  </w:style>
+  <w:style w:type="character" w:styleId="UnresolvedMention">
+    <w:name w:val="Unresolved Mention"/>
+    <w:basedOn w:val="DefaultParagraphFont"/>
+    <w:uiPriority w:val="99"/>
+    <w:semiHidden/>
+    <w:unhideWhenUsed/>
+    <w:rsid w:val="00A66C52"/>
+    <w:rPr>
+      <w:color w:val="605E5C"/>
+      <w:shd w:val="clear" w:color="auto" w:fill="E1DFDD"/>
+    </w:rPr>
+  </w:style>
 </w:styles>
 </file>
 
